--- a/Knowledge/3-Work knowledge/1-Software Engineering/1-Fundamentals/5-My Source/2-Data/2-Data Operations/13-Data Operations - Validation.docx
+++ b/Knowledge/3-Work knowledge/1-Software Engineering/1-Fundamentals/5-My Source/2-Data/2-Data Operations/13-Data Operations - Validation.docx
@@ -24,7 +24,7 @@
     <w:p>
       <w:r>
         <w:rPr>
-          <w:rFonts w:ascii="Arial" w:eastAsia="Arial" w:hAnsi="Arial" w:cs="Arial"/>
+          <w:rFonts w:ascii="Arial" w:hAnsi="Arial"/>
           <w:b/>
           <w:color w:val="000000"/>
           <w:sz w:val="18"/>
@@ -34,7 +34,7 @@
       </w:r>
       <w:r>
         <w:rPr>
-          <w:rFonts w:ascii="Arial" w:eastAsia="Arial" w:hAnsi="Arial" w:cs="Arial"/>
+          <w:rFonts w:ascii="Arial" w:hAnsi="Arial"/>
           <w:color w:val="000000"/>
           <w:sz w:val="18"/>
           <w:highlight w:val="lightGray"/>
@@ -43,7 +43,7 @@
       </w:r>
       <w:r>
         <w:rPr>
-          <w:rFonts w:ascii="Arial" w:eastAsia="Arial" w:hAnsi="Arial" w:cs="Arial"/>
+          <w:rFonts w:ascii="Arial" w:hAnsi="Arial"/>
           <w:b/>
           <w:color w:val="000000"/>
           <w:sz w:val="18"/>
@@ -53,34 +53,102 @@
       </w:r>
       <w:r>
         <w:rPr>
-          <w:rFonts w:ascii="Arial" w:eastAsia="Arial" w:hAnsi="Arial" w:cs="Arial"/>
-          <w:color w:val="000000"/>
-          <w:sz w:val="18"/>
-          <w:highlight w:val="lightGray"/>
-        </w:rPr>
-        <w:t xml:space="preserve"> [Chatgpt (GPT</w:t>
-      </w:r>
-      <w:r>
-        <w:rPr>
-          <w:rFonts w:ascii="Cambria Math" w:eastAsia="Cambria Math" w:hAnsi="Cambria Math" w:cs="Cambria Math"/>
-          <w:color w:val="000000"/>
-          <w:sz w:val="18"/>
-          <w:highlight w:val="lightGray"/>
-        </w:rPr>
-        <w:t>‑</w:t>
-      </w:r>
-      <w:r>
-        <w:rPr>
-          <w:rFonts w:ascii="Arial" w:eastAsia="Arial" w:hAnsi="Arial" w:cs="Arial"/>
-          <w:color w:val="000000"/>
-          <w:sz w:val="18"/>
-          <w:highlight w:val="lightGray"/>
-        </w:rPr>
-        <w:t xml:space="preserve">5 Mini)] </w:t>
-      </w:r>
-      <w:r>
-        <w:rPr>
-          <w:rFonts w:ascii="Arial" w:eastAsia="Arial" w:hAnsi="Arial" w:cs="Arial"/>
+          <w:rFonts w:ascii="Arial" w:hAnsi="Arial"/>
+          <w:color w:val="000000"/>
+          <w:sz w:val="18"/>
+          <w:highlight w:val="lightGray"/>
+        </w:rPr>
+        <w:t xml:space="preserve"> [</w:t>
+      </w:r>
+      <w:r>
+        <w:rPr>
+          <w:rFonts w:ascii="Arial" w:hAnsi="Arial" w:eastAsia="Arial" w:cs="Arial"/>
+          <w:b w:val="0"/>
+          <w:i w:val="0"/>
+          <w:color w:val="000000"/>
+          <w:sz w:val="18"/>
+          <w:highlight w:val="lightGray"/>
+        </w:rPr>
+        <w:t>C</w:t>
+      </w:r>
+      <w:r>
+        <w:rPr>
+          <w:rFonts w:ascii="Arial" w:hAnsi="Arial" w:eastAsia="Arial" w:cs="Arial"/>
+          <w:b w:val="0"/>
+          <w:i w:val="0"/>
+          <w:color w:val="000000"/>
+          <w:sz w:val="18"/>
+          <w:highlight w:val="lightGray"/>
+        </w:rPr>
+        <w:t>h</w:t>
+      </w:r>
+      <w:r>
+        <w:rPr>
+          <w:rFonts w:ascii="Arial" w:hAnsi="Arial" w:eastAsia="Arial" w:cs="Arial"/>
+          <w:b w:val="0"/>
+          <w:i w:val="0"/>
+          <w:color w:val="000000"/>
+          <w:sz w:val="18"/>
+          <w:highlight w:val="lightGray"/>
+        </w:rPr>
+        <w:t>a</w:t>
+      </w:r>
+      <w:r>
+        <w:rPr>
+          <w:rFonts w:ascii="Arial" w:hAnsi="Arial" w:eastAsia="Arial" w:cs="Arial"/>
+          <w:b w:val="0"/>
+          <w:i w:val="0"/>
+          <w:color w:val="000000"/>
+          <w:sz w:val="18"/>
+          <w:highlight w:val="lightGray"/>
+        </w:rPr>
+        <w:t>t</w:t>
+      </w:r>
+      <w:r>
+        <w:rPr>
+          <w:rFonts w:ascii="Arial" w:hAnsi="Arial" w:eastAsia="Arial" w:cs="Arial"/>
+          <w:b w:val="0"/>
+          <w:i w:val="0"/>
+          <w:color w:val="000000"/>
+          <w:sz w:val="18"/>
+          <w:highlight w:val="lightGray"/>
+        </w:rPr>
+        <w:t>G</w:t>
+      </w:r>
+      <w:r>
+        <w:rPr>
+          <w:rFonts w:ascii="Arial" w:hAnsi="Arial" w:eastAsia="Arial" w:cs="Arial"/>
+          <w:b w:val="0"/>
+          <w:i w:val="0"/>
+          <w:color w:val="000000"/>
+          <w:sz w:val="18"/>
+          <w:highlight w:val="lightGray"/>
+        </w:rPr>
+        <w:t>P</w:t>
+      </w:r>
+      <w:r>
+        <w:rPr>
+          <w:rFonts w:ascii="Arial" w:hAnsi="Arial" w:eastAsia="Arial" w:cs="Arial"/>
+          <w:b w:val="0"/>
+          <w:i w:val="0"/>
+          <w:color w:val="000000"/>
+          <w:sz w:val="18"/>
+          <w:highlight w:val="lightGray"/>
+        </w:rPr>
+        <w:t>T</w:t>
+      </w:r>
+      <w:r>
+        <w:rPr>
+          <w:rFonts w:ascii="Arial" w:hAnsi="Arial"/>
+          <w:color w:val="000000"/>
+          <w:sz w:val="18"/>
+          <w:highlight w:val="lightGray"/>
+        </w:rPr>
+        <w:t xml:space="preserve">] </w:t>
+      </w:r>
+      <w:r>
+        <w:rPr>
+          <w:rFonts w:ascii="Arial" w:hAnsi="Arial"/>
           <w:b/>
           <w:color w:val="000000"/>
           <w:sz w:val="18"/>
@@ -90,7 +158,7 @@
       </w:r>
       <w:r>
         <w:rPr>
-          <w:rFonts w:ascii="Arial" w:eastAsia="Arial" w:hAnsi="Arial" w:cs="Arial"/>
+          <w:rFonts w:ascii="Arial" w:hAnsi="Arial"/>
           <w:color w:val="000000"/>
           <w:sz w:val="18"/>
           <w:highlight w:val="lightGray"/>
@@ -204,7 +272,7 @@
       </w:pPr>
       <w:r>
         <w:rPr>
-          <w:rFonts w:ascii="Arial" w:eastAsia="Arial" w:hAnsi="Arial" w:cs="Arial"/>
+          <w:rFonts w:ascii="Arial" w:hAnsi="Arial"/>
           <w:b/>
           <w:color w:val="000000"/>
           <w:sz w:val="18"/>
@@ -214,7 +282,7 @@
       </w:r>
       <w:r>
         <w:rPr>
-          <w:rFonts w:ascii="Arial" w:eastAsia="Arial" w:hAnsi="Arial" w:cs="Arial"/>
+          <w:rFonts w:ascii="Arial" w:hAnsi="Arial"/>
           <w:color w:val="000000"/>
           <w:sz w:val="18"/>
           <w:highlight w:val="lightGray"/>
@@ -223,7 +291,7 @@
       </w:r>
       <w:r>
         <w:rPr>
-          <w:rFonts w:ascii="Arial" w:eastAsia="Arial" w:hAnsi="Arial" w:cs="Arial"/>
+          <w:rFonts w:ascii="Arial" w:hAnsi="Arial"/>
           <w:b/>
           <w:color w:val="000000"/>
           <w:sz w:val="18"/>
@@ -233,34 +301,102 @@
       </w:r>
       <w:r>
         <w:rPr>
-          <w:rFonts w:ascii="Arial" w:eastAsia="Arial" w:hAnsi="Arial" w:cs="Arial"/>
-          <w:color w:val="000000"/>
-          <w:sz w:val="18"/>
-          <w:highlight w:val="lightGray"/>
-        </w:rPr>
-        <w:t xml:space="preserve"> [Chatgpt (GPT</w:t>
-      </w:r>
-      <w:r>
-        <w:rPr>
-          <w:rFonts w:ascii="Cambria Math" w:eastAsia="Cambria Math" w:hAnsi="Cambria Math" w:cs="Cambria Math"/>
-          <w:color w:val="000000"/>
-          <w:sz w:val="18"/>
-          <w:highlight w:val="lightGray"/>
-        </w:rPr>
-        <w:t>‑</w:t>
-      </w:r>
-      <w:r>
-        <w:rPr>
-          <w:rFonts w:ascii="Arial" w:eastAsia="Arial" w:hAnsi="Arial" w:cs="Arial"/>
-          <w:color w:val="000000"/>
-          <w:sz w:val="18"/>
-          <w:highlight w:val="lightGray"/>
-        </w:rPr>
-        <w:t xml:space="preserve">5 Mini)] </w:t>
-      </w:r>
-      <w:r>
-        <w:rPr>
-          <w:rFonts w:ascii="Arial" w:eastAsia="Arial" w:hAnsi="Arial" w:cs="Arial"/>
+          <w:rFonts w:ascii="Arial" w:hAnsi="Arial"/>
+          <w:color w:val="000000"/>
+          <w:sz w:val="18"/>
+          <w:highlight w:val="lightGray"/>
+        </w:rPr>
+        <w:t xml:space="preserve"> [</w:t>
+      </w:r>
+      <w:r>
+        <w:rPr>
+          <w:rFonts w:ascii="Arial" w:hAnsi="Arial" w:eastAsia="Arial" w:cs="Arial"/>
+          <w:b w:val="0"/>
+          <w:i w:val="0"/>
+          <w:color w:val="000000"/>
+          <w:sz w:val="18"/>
+          <w:highlight w:val="lightGray"/>
+        </w:rPr>
+        <w:t>C</w:t>
+      </w:r>
+      <w:r>
+        <w:rPr>
+          <w:rFonts w:ascii="Arial" w:hAnsi="Arial" w:eastAsia="Arial" w:cs="Arial"/>
+          <w:b w:val="0"/>
+          <w:i w:val="0"/>
+          <w:color w:val="000000"/>
+          <w:sz w:val="18"/>
+          <w:highlight w:val="lightGray"/>
+        </w:rPr>
+        <w:t>h</w:t>
+      </w:r>
+      <w:r>
+        <w:rPr>
+          <w:rFonts w:ascii="Arial" w:hAnsi="Arial" w:eastAsia="Arial" w:cs="Arial"/>
+          <w:b w:val="0"/>
+          <w:i w:val="0"/>
+          <w:color w:val="000000"/>
+          <w:sz w:val="18"/>
+          <w:highlight w:val="lightGray"/>
+        </w:rPr>
+        <w:t>a</w:t>
+      </w:r>
+      <w:r>
+        <w:rPr>
+          <w:rFonts w:ascii="Arial" w:hAnsi="Arial" w:eastAsia="Arial" w:cs="Arial"/>
+          <w:b w:val="0"/>
+          <w:i w:val="0"/>
+          <w:color w:val="000000"/>
+          <w:sz w:val="18"/>
+          <w:highlight w:val="lightGray"/>
+        </w:rPr>
+        <w:t>t</w:t>
+      </w:r>
+      <w:r>
+        <w:rPr>
+          <w:rFonts w:ascii="Arial" w:hAnsi="Arial" w:eastAsia="Arial" w:cs="Arial"/>
+          <w:b w:val="0"/>
+          <w:i w:val="0"/>
+          <w:color w:val="000000"/>
+          <w:sz w:val="18"/>
+          <w:highlight w:val="lightGray"/>
+        </w:rPr>
+        <w:t>G</w:t>
+      </w:r>
+      <w:r>
+        <w:rPr>
+          <w:rFonts w:ascii="Arial" w:hAnsi="Arial" w:eastAsia="Arial" w:cs="Arial"/>
+          <w:b w:val="0"/>
+          <w:i w:val="0"/>
+          <w:color w:val="000000"/>
+          <w:sz w:val="18"/>
+          <w:highlight w:val="lightGray"/>
+        </w:rPr>
+        <w:t>P</w:t>
+      </w:r>
+      <w:r>
+        <w:rPr>
+          <w:rFonts w:ascii="Arial" w:hAnsi="Arial" w:eastAsia="Arial" w:cs="Arial"/>
+          <w:b w:val="0"/>
+          <w:i w:val="0"/>
+          <w:color w:val="000000"/>
+          <w:sz w:val="18"/>
+          <w:highlight w:val="lightGray"/>
+        </w:rPr>
+        <w:t>T</w:t>
+      </w:r>
+      <w:r>
+        <w:rPr>
+          <w:rFonts w:ascii="Arial" w:hAnsi="Arial"/>
+          <w:color w:val="000000"/>
+          <w:sz w:val="18"/>
+          <w:highlight w:val="lightGray"/>
+        </w:rPr>
+        <w:t xml:space="preserve">] </w:t>
+      </w:r>
+      <w:r>
+        <w:rPr>
+          <w:rFonts w:ascii="Arial" w:hAnsi="Arial"/>
           <w:b/>
           <w:color w:val="000000"/>
           <w:sz w:val="18"/>
@@ -270,7 +406,7 @@
       </w:r>
       <w:r>
         <w:rPr>
-          <w:rFonts w:ascii="Arial" w:eastAsia="Arial" w:hAnsi="Arial" w:cs="Arial"/>
+          <w:rFonts w:ascii="Arial" w:hAnsi="Arial"/>
           <w:color w:val="000000"/>
           <w:sz w:val="18"/>
           <w:highlight w:val="lightGray"/>
@@ -311,7 +447,7 @@
     <w:p>
       <w:r>
         <w:rPr>
-          <w:rFonts w:ascii="Arial" w:eastAsia="Arial" w:hAnsi="Arial" w:cs="Arial"/>
+          <w:rFonts w:ascii="Arial" w:hAnsi="Arial"/>
           <w:b/>
           <w:color w:val="000000"/>
           <w:sz w:val="18"/>
@@ -321,7 +457,7 @@
       </w:r>
       <w:r>
         <w:rPr>
-          <w:rFonts w:ascii="Arial" w:eastAsia="Arial" w:hAnsi="Arial" w:cs="Arial"/>
+          <w:rFonts w:ascii="Arial" w:hAnsi="Arial"/>
           <w:color w:val="000000"/>
           <w:sz w:val="18"/>
           <w:highlight w:val="lightGray"/>
@@ -330,7 +466,7 @@
       </w:r>
       <w:r>
         <w:rPr>
-          <w:rFonts w:ascii="Arial" w:eastAsia="Arial" w:hAnsi="Arial" w:cs="Arial"/>
+          <w:rFonts w:ascii="Arial" w:hAnsi="Arial"/>
           <w:b/>
           <w:color w:val="000000"/>
           <w:sz w:val="18"/>
@@ -340,34 +476,102 @@
       </w:r>
       <w:r>
         <w:rPr>
-          <w:rFonts w:ascii="Arial" w:eastAsia="Arial" w:hAnsi="Arial" w:cs="Arial"/>
-          <w:color w:val="000000"/>
-          <w:sz w:val="18"/>
-          <w:highlight w:val="lightGray"/>
-        </w:rPr>
-        <w:t xml:space="preserve"> [Chatgpt (GPT</w:t>
-      </w:r>
-      <w:r>
-        <w:rPr>
-          <w:rFonts w:ascii="Cambria Math" w:eastAsia="Cambria Math" w:hAnsi="Cambria Math" w:cs="Cambria Math"/>
-          <w:color w:val="000000"/>
-          <w:sz w:val="18"/>
-          <w:highlight w:val="lightGray"/>
-        </w:rPr>
-        <w:t>‑</w:t>
-      </w:r>
-      <w:r>
-        <w:rPr>
-          <w:rFonts w:ascii="Arial" w:eastAsia="Arial" w:hAnsi="Arial" w:cs="Arial"/>
-          <w:color w:val="000000"/>
-          <w:sz w:val="18"/>
-          <w:highlight w:val="lightGray"/>
-        </w:rPr>
-        <w:t xml:space="preserve">5 Mini)] </w:t>
-      </w:r>
-      <w:r>
-        <w:rPr>
-          <w:rFonts w:ascii="Arial" w:eastAsia="Arial" w:hAnsi="Arial" w:cs="Arial"/>
+          <w:rFonts w:ascii="Arial" w:hAnsi="Arial"/>
+          <w:color w:val="000000"/>
+          <w:sz w:val="18"/>
+          <w:highlight w:val="lightGray"/>
+        </w:rPr>
+        <w:t xml:space="preserve"> [</w:t>
+      </w:r>
+      <w:r>
+        <w:rPr>
+          <w:rFonts w:ascii="Arial" w:hAnsi="Arial" w:eastAsia="Arial" w:cs="Arial"/>
+          <w:b w:val="0"/>
+          <w:i w:val="0"/>
+          <w:color w:val="000000"/>
+          <w:sz w:val="18"/>
+          <w:highlight w:val="lightGray"/>
+        </w:rPr>
+        <w:t>C</w:t>
+      </w:r>
+      <w:r>
+        <w:rPr>
+          <w:rFonts w:ascii="Arial" w:hAnsi="Arial" w:eastAsia="Arial" w:cs="Arial"/>
+          <w:b w:val="0"/>
+          <w:i w:val="0"/>
+          <w:color w:val="000000"/>
+          <w:sz w:val="18"/>
+          <w:highlight w:val="lightGray"/>
+        </w:rPr>
+        <w:t>h</w:t>
+      </w:r>
+      <w:r>
+        <w:rPr>
+          <w:rFonts w:ascii="Arial" w:hAnsi="Arial" w:eastAsia="Arial" w:cs="Arial"/>
+          <w:b w:val="0"/>
+          <w:i w:val="0"/>
+          <w:color w:val="000000"/>
+          <w:sz w:val="18"/>
+          <w:highlight w:val="lightGray"/>
+        </w:rPr>
+        <w:t>a</w:t>
+      </w:r>
+      <w:r>
+        <w:rPr>
+          <w:rFonts w:ascii="Arial" w:hAnsi="Arial" w:eastAsia="Arial" w:cs="Arial"/>
+          <w:b w:val="0"/>
+          <w:i w:val="0"/>
+          <w:color w:val="000000"/>
+          <w:sz w:val="18"/>
+          <w:highlight w:val="lightGray"/>
+        </w:rPr>
+        <w:t>t</w:t>
+      </w:r>
+      <w:r>
+        <w:rPr>
+          <w:rFonts w:ascii="Arial" w:hAnsi="Arial" w:eastAsia="Arial" w:cs="Arial"/>
+          <w:b w:val="0"/>
+          <w:i w:val="0"/>
+          <w:color w:val="000000"/>
+          <w:sz w:val="18"/>
+          <w:highlight w:val="lightGray"/>
+        </w:rPr>
+        <w:t>G</w:t>
+      </w:r>
+      <w:r>
+        <w:rPr>
+          <w:rFonts w:ascii="Arial" w:hAnsi="Arial" w:eastAsia="Arial" w:cs="Arial"/>
+          <w:b w:val="0"/>
+          <w:i w:val="0"/>
+          <w:color w:val="000000"/>
+          <w:sz w:val="18"/>
+          <w:highlight w:val="lightGray"/>
+        </w:rPr>
+        <w:t>P</w:t>
+      </w:r>
+      <w:r>
+        <w:rPr>
+          <w:rFonts w:ascii="Arial" w:hAnsi="Arial" w:eastAsia="Arial" w:cs="Arial"/>
+          <w:b w:val="0"/>
+          <w:i w:val="0"/>
+          <w:color w:val="000000"/>
+          <w:sz w:val="18"/>
+          <w:highlight w:val="lightGray"/>
+        </w:rPr>
+        <w:t>T</w:t>
+      </w:r>
+      <w:r>
+        <w:rPr>
+          <w:rFonts w:ascii="Arial" w:hAnsi="Arial"/>
+          <w:color w:val="000000"/>
+          <w:sz w:val="18"/>
+          <w:highlight w:val="lightGray"/>
+        </w:rPr>
+        <w:t xml:space="preserve">] </w:t>
+      </w:r>
+      <w:r>
+        <w:rPr>
+          <w:rFonts w:ascii="Arial" w:hAnsi="Arial"/>
           <w:b/>
           <w:color w:val="000000"/>
           <w:sz w:val="18"/>
@@ -377,7 +581,7 @@
       </w:r>
       <w:r>
         <w:rPr>
-          <w:rFonts w:ascii="Arial" w:eastAsia="Arial" w:hAnsi="Arial" w:cs="Arial"/>
+          <w:rFonts w:ascii="Arial" w:hAnsi="Arial"/>
           <w:color w:val="000000"/>
           <w:sz w:val="18"/>
           <w:highlight w:val="lightGray"/>
@@ -550,7 +754,7 @@
       </w:pPr>
       <w:r>
         <w:rPr>
-          <w:rFonts w:ascii="Arial" w:eastAsia="Arial" w:hAnsi="Arial" w:cs="Arial"/>
+          <w:rFonts w:ascii="Arial" w:hAnsi="Arial"/>
           <w:b/>
           <w:color w:val="000000"/>
           <w:sz w:val="18"/>
@@ -560,7 +764,7 @@
       </w:r>
       <w:r>
         <w:rPr>
-          <w:rFonts w:ascii="Arial" w:eastAsia="Arial" w:hAnsi="Arial" w:cs="Arial"/>
+          <w:rFonts w:ascii="Arial" w:hAnsi="Arial"/>
           <w:color w:val="000000"/>
           <w:sz w:val="18"/>
           <w:highlight w:val="lightGray"/>
@@ -569,7 +773,7 @@
       </w:r>
       <w:r>
         <w:rPr>
-          <w:rFonts w:ascii="Arial" w:eastAsia="Arial" w:hAnsi="Arial" w:cs="Arial"/>
+          <w:rFonts w:ascii="Arial" w:hAnsi="Arial"/>
           <w:b/>
           <w:color w:val="000000"/>
           <w:sz w:val="18"/>
@@ -579,34 +783,102 @@
       </w:r>
       <w:r>
         <w:rPr>
-          <w:rFonts w:ascii="Arial" w:eastAsia="Arial" w:hAnsi="Arial" w:cs="Arial"/>
-          <w:color w:val="000000"/>
-          <w:sz w:val="18"/>
-          <w:highlight w:val="lightGray"/>
-        </w:rPr>
-        <w:t xml:space="preserve"> [Chatgpt (GPT</w:t>
-      </w:r>
-      <w:r>
-        <w:rPr>
-          <w:rFonts w:ascii="Cambria Math" w:eastAsia="Cambria Math" w:hAnsi="Cambria Math" w:cs="Cambria Math"/>
-          <w:color w:val="000000"/>
-          <w:sz w:val="18"/>
-          <w:highlight w:val="lightGray"/>
-        </w:rPr>
-        <w:t>‑</w:t>
-      </w:r>
-      <w:r>
-        <w:rPr>
-          <w:rFonts w:ascii="Arial" w:eastAsia="Arial" w:hAnsi="Arial" w:cs="Arial"/>
-          <w:color w:val="000000"/>
-          <w:sz w:val="18"/>
-          <w:highlight w:val="lightGray"/>
-        </w:rPr>
-        <w:t xml:space="preserve">5 Mini)] </w:t>
-      </w:r>
-      <w:r>
-        <w:rPr>
-          <w:rFonts w:ascii="Arial" w:eastAsia="Arial" w:hAnsi="Arial" w:cs="Arial"/>
+          <w:rFonts w:ascii="Arial" w:hAnsi="Arial"/>
+          <w:color w:val="000000"/>
+          <w:sz w:val="18"/>
+          <w:highlight w:val="lightGray"/>
+        </w:rPr>
+        <w:t xml:space="preserve"> [</w:t>
+      </w:r>
+      <w:r>
+        <w:rPr>
+          <w:rFonts w:ascii="Arial" w:hAnsi="Arial" w:eastAsia="Arial" w:cs="Arial"/>
+          <w:b w:val="0"/>
+          <w:i w:val="0"/>
+          <w:color w:val="000000"/>
+          <w:sz w:val="18"/>
+          <w:highlight w:val="lightGray"/>
+        </w:rPr>
+        <w:t>C</w:t>
+      </w:r>
+      <w:r>
+        <w:rPr>
+          <w:rFonts w:ascii="Arial" w:hAnsi="Arial" w:eastAsia="Arial" w:cs="Arial"/>
+          <w:b w:val="0"/>
+          <w:i w:val="0"/>
+          <w:color w:val="000000"/>
+          <w:sz w:val="18"/>
+          <w:highlight w:val="lightGray"/>
+        </w:rPr>
+        <w:t>h</w:t>
+      </w:r>
+      <w:r>
+        <w:rPr>
+          <w:rFonts w:ascii="Arial" w:hAnsi="Arial" w:eastAsia="Arial" w:cs="Arial"/>
+          <w:b w:val="0"/>
+          <w:i w:val="0"/>
+          <w:color w:val="000000"/>
+          <w:sz w:val="18"/>
+          <w:highlight w:val="lightGray"/>
+        </w:rPr>
+        <w:t>a</w:t>
+      </w:r>
+      <w:r>
+        <w:rPr>
+          <w:rFonts w:ascii="Arial" w:hAnsi="Arial" w:eastAsia="Arial" w:cs="Arial"/>
+          <w:b w:val="0"/>
+          <w:i w:val="0"/>
+          <w:color w:val="000000"/>
+          <w:sz w:val="18"/>
+          <w:highlight w:val="lightGray"/>
+        </w:rPr>
+        <w:t>t</w:t>
+      </w:r>
+      <w:r>
+        <w:rPr>
+          <w:rFonts w:ascii="Arial" w:hAnsi="Arial" w:eastAsia="Arial" w:cs="Arial"/>
+          <w:b w:val="0"/>
+          <w:i w:val="0"/>
+          <w:color w:val="000000"/>
+          <w:sz w:val="18"/>
+          <w:highlight w:val="lightGray"/>
+        </w:rPr>
+        <w:t>G</w:t>
+      </w:r>
+      <w:r>
+        <w:rPr>
+          <w:rFonts w:ascii="Arial" w:hAnsi="Arial" w:eastAsia="Arial" w:cs="Arial"/>
+          <w:b w:val="0"/>
+          <w:i w:val="0"/>
+          <w:color w:val="000000"/>
+          <w:sz w:val="18"/>
+          <w:highlight w:val="lightGray"/>
+        </w:rPr>
+        <w:t>P</w:t>
+      </w:r>
+      <w:r>
+        <w:rPr>
+          <w:rFonts w:ascii="Arial" w:hAnsi="Arial" w:eastAsia="Arial" w:cs="Arial"/>
+          <w:b w:val="0"/>
+          <w:i w:val="0"/>
+          <w:color w:val="000000"/>
+          <w:sz w:val="18"/>
+          <w:highlight w:val="lightGray"/>
+        </w:rPr>
+        <w:t>T</w:t>
+      </w:r>
+      <w:r>
+        <w:rPr>
+          <w:rFonts w:ascii="Arial" w:hAnsi="Arial"/>
+          <w:color w:val="000000"/>
+          <w:sz w:val="18"/>
+          <w:highlight w:val="lightGray"/>
+        </w:rPr>
+        <w:t xml:space="preserve">] </w:t>
+      </w:r>
+      <w:r>
+        <w:rPr>
+          <w:rFonts w:ascii="Arial" w:hAnsi="Arial"/>
           <w:b/>
           <w:color w:val="000000"/>
           <w:sz w:val="18"/>
@@ -616,7 +888,7 @@
       </w:r>
       <w:r>
         <w:rPr>
-          <w:rFonts w:ascii="Arial" w:eastAsia="Arial" w:hAnsi="Arial" w:cs="Arial"/>
+          <w:rFonts w:ascii="Arial" w:hAnsi="Arial"/>
           <w:color w:val="000000"/>
           <w:sz w:val="18"/>
           <w:highlight w:val="lightGray"/>
@@ -857,7 +1129,7 @@
     <w:p>
       <w:r>
         <w:rPr>
-          <w:rFonts w:ascii="Arial" w:eastAsia="Arial" w:hAnsi="Arial" w:cs="Arial"/>
+          <w:rFonts w:ascii="Arial" w:hAnsi="Arial"/>
           <w:b/>
           <w:color w:val="000000"/>
           <w:sz w:val="18"/>
@@ -867,7 +1139,7 @@
       </w:r>
       <w:r>
         <w:rPr>
-          <w:rFonts w:ascii="Arial" w:eastAsia="Arial" w:hAnsi="Arial" w:cs="Arial"/>
+          <w:rFonts w:ascii="Arial" w:hAnsi="Arial"/>
           <w:color w:val="000000"/>
           <w:sz w:val="18"/>
           <w:highlight w:val="lightGray"/>
@@ -876,7 +1148,7 @@
       </w:r>
       <w:r>
         <w:rPr>
-          <w:rFonts w:ascii="Arial" w:eastAsia="Arial" w:hAnsi="Arial" w:cs="Arial"/>
+          <w:rFonts w:ascii="Arial" w:hAnsi="Arial"/>
           <w:b/>
           <w:color w:val="000000"/>
           <w:sz w:val="18"/>
@@ -886,34 +1158,102 @@
       </w:r>
       <w:r>
         <w:rPr>
-          <w:rFonts w:ascii="Arial" w:eastAsia="Arial" w:hAnsi="Arial" w:cs="Arial"/>
-          <w:color w:val="000000"/>
-          <w:sz w:val="18"/>
-          <w:highlight w:val="lightGray"/>
-        </w:rPr>
-        <w:t xml:space="preserve"> [Chatgpt (GPT</w:t>
-      </w:r>
-      <w:r>
-        <w:rPr>
-          <w:rFonts w:ascii="Cambria Math" w:eastAsia="Cambria Math" w:hAnsi="Cambria Math" w:cs="Cambria Math"/>
-          <w:color w:val="000000"/>
-          <w:sz w:val="18"/>
-          <w:highlight w:val="lightGray"/>
-        </w:rPr>
-        <w:t>‑</w:t>
-      </w:r>
-      <w:r>
-        <w:rPr>
-          <w:rFonts w:ascii="Arial" w:eastAsia="Arial" w:hAnsi="Arial" w:cs="Arial"/>
-          <w:color w:val="000000"/>
-          <w:sz w:val="18"/>
-          <w:highlight w:val="lightGray"/>
-        </w:rPr>
-        <w:t xml:space="preserve">5 Mini)] </w:t>
-      </w:r>
-      <w:r>
-        <w:rPr>
-          <w:rFonts w:ascii="Arial" w:eastAsia="Arial" w:hAnsi="Arial" w:cs="Arial"/>
+          <w:rFonts w:ascii="Arial" w:hAnsi="Arial"/>
+          <w:color w:val="000000"/>
+          <w:sz w:val="18"/>
+          <w:highlight w:val="lightGray"/>
+        </w:rPr>
+        <w:t xml:space="preserve"> [</w:t>
+      </w:r>
+      <w:r>
+        <w:rPr>
+          <w:rFonts w:ascii="Arial" w:hAnsi="Arial" w:eastAsia="Arial" w:cs="Arial"/>
+          <w:b w:val="0"/>
+          <w:i w:val="0"/>
+          <w:color w:val="000000"/>
+          <w:sz w:val="18"/>
+          <w:highlight w:val="lightGray"/>
+        </w:rPr>
+        <w:t>C</w:t>
+      </w:r>
+      <w:r>
+        <w:rPr>
+          <w:rFonts w:ascii="Arial" w:hAnsi="Arial" w:eastAsia="Arial" w:cs="Arial"/>
+          <w:b w:val="0"/>
+          <w:i w:val="0"/>
+          <w:color w:val="000000"/>
+          <w:sz w:val="18"/>
+          <w:highlight w:val="lightGray"/>
+        </w:rPr>
+        <w:t>h</w:t>
+      </w:r>
+      <w:r>
+        <w:rPr>
+          <w:rFonts w:ascii="Arial" w:hAnsi="Arial" w:eastAsia="Arial" w:cs="Arial"/>
+          <w:b w:val="0"/>
+          <w:i w:val="0"/>
+          <w:color w:val="000000"/>
+          <w:sz w:val="18"/>
+          <w:highlight w:val="lightGray"/>
+        </w:rPr>
+        <w:t>a</w:t>
+      </w:r>
+      <w:r>
+        <w:rPr>
+          <w:rFonts w:ascii="Arial" w:hAnsi="Arial" w:eastAsia="Arial" w:cs="Arial"/>
+          <w:b w:val="0"/>
+          <w:i w:val="0"/>
+          <w:color w:val="000000"/>
+          <w:sz w:val="18"/>
+          <w:highlight w:val="lightGray"/>
+        </w:rPr>
+        <w:t>t</w:t>
+      </w:r>
+      <w:r>
+        <w:rPr>
+          <w:rFonts w:ascii="Arial" w:hAnsi="Arial" w:eastAsia="Arial" w:cs="Arial"/>
+          <w:b w:val="0"/>
+          <w:i w:val="0"/>
+          <w:color w:val="000000"/>
+          <w:sz w:val="18"/>
+          <w:highlight w:val="lightGray"/>
+        </w:rPr>
+        <w:t>G</w:t>
+      </w:r>
+      <w:r>
+        <w:rPr>
+          <w:rFonts w:ascii="Arial" w:hAnsi="Arial" w:eastAsia="Arial" w:cs="Arial"/>
+          <w:b w:val="0"/>
+          <w:i w:val="0"/>
+          <w:color w:val="000000"/>
+          <w:sz w:val="18"/>
+          <w:highlight w:val="lightGray"/>
+        </w:rPr>
+        <w:t>P</w:t>
+      </w:r>
+      <w:r>
+        <w:rPr>
+          <w:rFonts w:ascii="Arial" w:hAnsi="Arial" w:eastAsia="Arial" w:cs="Arial"/>
+          <w:b w:val="0"/>
+          <w:i w:val="0"/>
+          <w:color w:val="000000"/>
+          <w:sz w:val="18"/>
+          <w:highlight w:val="lightGray"/>
+        </w:rPr>
+        <w:t>T</w:t>
+      </w:r>
+      <w:r>
+        <w:rPr>
+          <w:rFonts w:ascii="Arial" w:hAnsi="Arial"/>
+          <w:color w:val="000000"/>
+          <w:sz w:val="18"/>
+          <w:highlight w:val="lightGray"/>
+        </w:rPr>
+        <w:t xml:space="preserve">] </w:t>
+      </w:r>
+      <w:r>
+        <w:rPr>
+          <w:rFonts w:ascii="Arial" w:hAnsi="Arial"/>
           <w:b/>
           <w:color w:val="000000"/>
           <w:sz w:val="18"/>
@@ -923,7 +1263,7 @@
       </w:r>
       <w:r>
         <w:rPr>
-          <w:rFonts w:ascii="Arial" w:eastAsia="Arial" w:hAnsi="Arial" w:cs="Arial"/>
+          <w:rFonts w:ascii="Arial" w:hAnsi="Arial"/>
           <w:color w:val="000000"/>
           <w:sz w:val="18"/>
           <w:highlight w:val="lightGray"/>
@@ -1237,7 +1577,7 @@
     <w:p>
       <w:r>
         <w:rPr>
-          <w:rFonts w:ascii="Arial" w:eastAsia="Arial" w:hAnsi="Arial" w:cs="Arial"/>
+          <w:rFonts w:ascii="Arial" w:hAnsi="Arial"/>
           <w:b/>
           <w:color w:val="000000"/>
           <w:sz w:val="18"/>
@@ -1247,7 +1587,7 @@
       </w:r>
       <w:r>
         <w:rPr>
-          <w:rFonts w:ascii="Arial" w:eastAsia="Arial" w:hAnsi="Arial" w:cs="Arial"/>
+          <w:rFonts w:ascii="Arial" w:hAnsi="Arial"/>
           <w:color w:val="000000"/>
           <w:sz w:val="18"/>
           <w:highlight w:val="lightGray"/>
@@ -1256,7 +1596,7 @@
       </w:r>
       <w:r>
         <w:rPr>
-          <w:rFonts w:ascii="Arial" w:eastAsia="Arial" w:hAnsi="Arial" w:cs="Arial"/>
+          <w:rFonts w:ascii="Arial" w:hAnsi="Arial"/>
           <w:b/>
           <w:color w:val="000000"/>
           <w:sz w:val="18"/>
@@ -1266,34 +1606,102 @@
       </w:r>
       <w:r>
         <w:rPr>
-          <w:rFonts w:ascii="Arial" w:eastAsia="Arial" w:hAnsi="Arial" w:cs="Arial"/>
-          <w:color w:val="000000"/>
-          <w:sz w:val="18"/>
-          <w:highlight w:val="lightGray"/>
-        </w:rPr>
-        <w:t xml:space="preserve"> [Chatgpt (GPT</w:t>
-      </w:r>
-      <w:r>
-        <w:rPr>
-          <w:rFonts w:ascii="Cambria Math" w:eastAsia="Cambria Math" w:hAnsi="Cambria Math" w:cs="Cambria Math"/>
-          <w:color w:val="000000"/>
-          <w:sz w:val="18"/>
-          <w:highlight w:val="lightGray"/>
-        </w:rPr>
-        <w:t>‑</w:t>
-      </w:r>
-      <w:r>
-        <w:rPr>
-          <w:rFonts w:ascii="Arial" w:eastAsia="Arial" w:hAnsi="Arial" w:cs="Arial"/>
-          <w:color w:val="000000"/>
-          <w:sz w:val="18"/>
-          <w:highlight w:val="lightGray"/>
-        </w:rPr>
-        <w:t xml:space="preserve">5 Mini)] </w:t>
-      </w:r>
-      <w:r>
-        <w:rPr>
-          <w:rFonts w:ascii="Arial" w:eastAsia="Arial" w:hAnsi="Arial" w:cs="Arial"/>
+          <w:rFonts w:ascii="Arial" w:hAnsi="Arial"/>
+          <w:color w:val="000000"/>
+          <w:sz w:val="18"/>
+          <w:highlight w:val="lightGray"/>
+        </w:rPr>
+        <w:t xml:space="preserve"> [</w:t>
+      </w:r>
+      <w:r>
+        <w:rPr>
+          <w:rFonts w:ascii="Arial" w:hAnsi="Arial" w:eastAsia="Arial" w:cs="Arial"/>
+          <w:b w:val="0"/>
+          <w:i w:val="0"/>
+          <w:color w:val="000000"/>
+          <w:sz w:val="18"/>
+          <w:highlight w:val="lightGray"/>
+        </w:rPr>
+        <w:t>C</w:t>
+      </w:r>
+      <w:r>
+        <w:rPr>
+          <w:rFonts w:ascii="Arial" w:hAnsi="Arial" w:eastAsia="Arial" w:cs="Arial"/>
+          <w:b w:val="0"/>
+          <w:i w:val="0"/>
+          <w:color w:val="000000"/>
+          <w:sz w:val="18"/>
+          <w:highlight w:val="lightGray"/>
+        </w:rPr>
+        <w:t>h</w:t>
+      </w:r>
+      <w:r>
+        <w:rPr>
+          <w:rFonts w:ascii="Arial" w:hAnsi="Arial" w:eastAsia="Arial" w:cs="Arial"/>
+          <w:b w:val="0"/>
+          <w:i w:val="0"/>
+          <w:color w:val="000000"/>
+          <w:sz w:val="18"/>
+          <w:highlight w:val="lightGray"/>
+        </w:rPr>
+        <w:t>a</w:t>
+      </w:r>
+      <w:r>
+        <w:rPr>
+          <w:rFonts w:ascii="Arial" w:hAnsi="Arial" w:eastAsia="Arial" w:cs="Arial"/>
+          <w:b w:val="0"/>
+          <w:i w:val="0"/>
+          <w:color w:val="000000"/>
+          <w:sz w:val="18"/>
+          <w:highlight w:val="lightGray"/>
+        </w:rPr>
+        <w:t>t</w:t>
+      </w:r>
+      <w:r>
+        <w:rPr>
+          <w:rFonts w:ascii="Arial" w:hAnsi="Arial" w:eastAsia="Arial" w:cs="Arial"/>
+          <w:b w:val="0"/>
+          <w:i w:val="0"/>
+          <w:color w:val="000000"/>
+          <w:sz w:val="18"/>
+          <w:highlight w:val="lightGray"/>
+        </w:rPr>
+        <w:t>G</w:t>
+      </w:r>
+      <w:r>
+        <w:rPr>
+          <w:rFonts w:ascii="Arial" w:hAnsi="Arial" w:eastAsia="Arial" w:cs="Arial"/>
+          <w:b w:val="0"/>
+          <w:i w:val="0"/>
+          <w:color w:val="000000"/>
+          <w:sz w:val="18"/>
+          <w:highlight w:val="lightGray"/>
+        </w:rPr>
+        <w:t>P</w:t>
+      </w:r>
+      <w:r>
+        <w:rPr>
+          <w:rFonts w:ascii="Arial" w:hAnsi="Arial" w:eastAsia="Arial" w:cs="Arial"/>
+          <w:b w:val="0"/>
+          <w:i w:val="0"/>
+          <w:color w:val="000000"/>
+          <w:sz w:val="18"/>
+          <w:highlight w:val="lightGray"/>
+        </w:rPr>
+        <w:t>T</w:t>
+      </w:r>
+      <w:r>
+        <w:rPr>
+          <w:rFonts w:ascii="Arial" w:hAnsi="Arial"/>
+          <w:color w:val="000000"/>
+          <w:sz w:val="18"/>
+          <w:highlight w:val="lightGray"/>
+        </w:rPr>
+        <w:t xml:space="preserve">] </w:t>
+      </w:r>
+      <w:r>
+        <w:rPr>
+          <w:rFonts w:ascii="Arial" w:hAnsi="Arial"/>
           <w:b/>
           <w:color w:val="000000"/>
           <w:sz w:val="18"/>
@@ -1303,7 +1711,7 @@
       </w:r>
       <w:r>
         <w:rPr>
-          <w:rFonts w:ascii="Arial" w:eastAsia="Arial" w:hAnsi="Arial" w:cs="Arial"/>
+          <w:rFonts w:ascii="Arial" w:hAnsi="Arial"/>
           <w:color w:val="000000"/>
           <w:sz w:val="18"/>
           <w:highlight w:val="lightGray"/>
@@ -1787,7 +2195,7 @@
     <w:p>
       <w:r>
         <w:rPr>
-          <w:rFonts w:ascii="Arial" w:eastAsia="Arial" w:hAnsi="Arial" w:cs="Arial"/>
+          <w:rFonts w:ascii="Arial" w:hAnsi="Arial"/>
           <w:b/>
           <w:color w:val="000000"/>
           <w:sz w:val="18"/>
@@ -1797,7 +2205,7 @@
       </w:r>
       <w:r>
         <w:rPr>
-          <w:rFonts w:ascii="Arial" w:eastAsia="Arial" w:hAnsi="Arial" w:cs="Arial"/>
+          <w:rFonts w:ascii="Arial" w:hAnsi="Arial"/>
           <w:color w:val="000000"/>
           <w:sz w:val="18"/>
           <w:highlight w:val="lightGray"/>
@@ -1806,7 +2214,7 @@
       </w:r>
       <w:r>
         <w:rPr>
-          <w:rFonts w:ascii="Arial" w:eastAsia="Arial" w:hAnsi="Arial" w:cs="Arial"/>
+          <w:rFonts w:ascii="Arial" w:hAnsi="Arial"/>
           <w:b/>
           <w:color w:val="000000"/>
           <w:sz w:val="18"/>
@@ -1816,34 +2224,102 @@
       </w:r>
       <w:r>
         <w:rPr>
-          <w:rFonts w:ascii="Arial" w:eastAsia="Arial" w:hAnsi="Arial" w:cs="Arial"/>
-          <w:color w:val="000000"/>
-          <w:sz w:val="18"/>
-          <w:highlight w:val="lightGray"/>
-        </w:rPr>
-        <w:t xml:space="preserve"> [Chatgpt (GPT</w:t>
-      </w:r>
-      <w:r>
-        <w:rPr>
-          <w:rFonts w:ascii="Cambria Math" w:eastAsia="Cambria Math" w:hAnsi="Cambria Math" w:cs="Cambria Math"/>
-          <w:color w:val="000000"/>
-          <w:sz w:val="18"/>
-          <w:highlight w:val="lightGray"/>
-        </w:rPr>
-        <w:t>‑</w:t>
-      </w:r>
-      <w:r>
-        <w:rPr>
-          <w:rFonts w:ascii="Arial" w:eastAsia="Arial" w:hAnsi="Arial" w:cs="Arial"/>
-          <w:color w:val="000000"/>
-          <w:sz w:val="18"/>
-          <w:highlight w:val="lightGray"/>
-        </w:rPr>
-        <w:t xml:space="preserve">5 Mini)] </w:t>
-      </w:r>
-      <w:r>
-        <w:rPr>
-          <w:rFonts w:ascii="Arial" w:eastAsia="Arial" w:hAnsi="Arial" w:cs="Arial"/>
+          <w:rFonts w:ascii="Arial" w:hAnsi="Arial"/>
+          <w:color w:val="000000"/>
+          <w:sz w:val="18"/>
+          <w:highlight w:val="lightGray"/>
+        </w:rPr>
+        <w:t xml:space="preserve"> [</w:t>
+      </w:r>
+      <w:r>
+        <w:rPr>
+          <w:rFonts w:ascii="Arial" w:hAnsi="Arial" w:eastAsia="Arial" w:cs="Arial"/>
+          <w:b w:val="0"/>
+          <w:i w:val="0"/>
+          <w:color w:val="000000"/>
+          <w:sz w:val="18"/>
+          <w:highlight w:val="lightGray"/>
+        </w:rPr>
+        <w:t>C</w:t>
+      </w:r>
+      <w:r>
+        <w:rPr>
+          <w:rFonts w:ascii="Arial" w:hAnsi="Arial" w:eastAsia="Arial" w:cs="Arial"/>
+          <w:b w:val="0"/>
+          <w:i w:val="0"/>
+          <w:color w:val="000000"/>
+          <w:sz w:val="18"/>
+          <w:highlight w:val="lightGray"/>
+        </w:rPr>
+        <w:t>h</w:t>
+      </w:r>
+      <w:r>
+        <w:rPr>
+          <w:rFonts w:ascii="Arial" w:hAnsi="Arial" w:eastAsia="Arial" w:cs="Arial"/>
+          <w:b w:val="0"/>
+          <w:i w:val="0"/>
+          <w:color w:val="000000"/>
+          <w:sz w:val="18"/>
+          <w:highlight w:val="lightGray"/>
+        </w:rPr>
+        <w:t>a</w:t>
+      </w:r>
+      <w:r>
+        <w:rPr>
+          <w:rFonts w:ascii="Arial" w:hAnsi="Arial" w:eastAsia="Arial" w:cs="Arial"/>
+          <w:b w:val="0"/>
+          <w:i w:val="0"/>
+          <w:color w:val="000000"/>
+          <w:sz w:val="18"/>
+          <w:highlight w:val="lightGray"/>
+        </w:rPr>
+        <w:t>t</w:t>
+      </w:r>
+      <w:r>
+        <w:rPr>
+          <w:rFonts w:ascii="Arial" w:hAnsi="Arial" w:eastAsia="Arial" w:cs="Arial"/>
+          <w:b w:val="0"/>
+          <w:i w:val="0"/>
+          <w:color w:val="000000"/>
+          <w:sz w:val="18"/>
+          <w:highlight w:val="lightGray"/>
+        </w:rPr>
+        <w:t>G</w:t>
+      </w:r>
+      <w:r>
+        <w:rPr>
+          <w:rFonts w:ascii="Arial" w:hAnsi="Arial" w:eastAsia="Arial" w:cs="Arial"/>
+          <w:b w:val="0"/>
+          <w:i w:val="0"/>
+          <w:color w:val="000000"/>
+          <w:sz w:val="18"/>
+          <w:highlight w:val="lightGray"/>
+        </w:rPr>
+        <w:t>P</w:t>
+      </w:r>
+      <w:r>
+        <w:rPr>
+          <w:rFonts w:ascii="Arial" w:hAnsi="Arial" w:eastAsia="Arial" w:cs="Arial"/>
+          <w:b w:val="0"/>
+          <w:i w:val="0"/>
+          <w:color w:val="000000"/>
+          <w:sz w:val="18"/>
+          <w:highlight w:val="lightGray"/>
+        </w:rPr>
+        <w:t>T</w:t>
+      </w:r>
+      <w:r>
+        <w:rPr>
+          <w:rFonts w:ascii="Arial" w:hAnsi="Arial"/>
+          <w:color w:val="000000"/>
+          <w:sz w:val="18"/>
+          <w:highlight w:val="lightGray"/>
+        </w:rPr>
+        <w:t xml:space="preserve">] </w:t>
+      </w:r>
+      <w:r>
+        <w:rPr>
+          <w:rFonts w:ascii="Arial" w:hAnsi="Arial"/>
           <w:b/>
           <w:color w:val="000000"/>
           <w:sz w:val="18"/>
@@ -1853,7 +2329,7 @@
       </w:r>
       <w:r>
         <w:rPr>
-          <w:rFonts w:ascii="Arial" w:eastAsia="Arial" w:hAnsi="Arial" w:cs="Arial"/>
+          <w:rFonts w:ascii="Arial" w:hAnsi="Arial"/>
           <w:color w:val="000000"/>
           <w:sz w:val="18"/>
           <w:highlight w:val="lightGray"/>
@@ -1987,7 +2463,7 @@
     <w:p>
       <w:r>
         <w:rPr>
-          <w:rFonts w:ascii="Arial" w:eastAsia="Arial" w:hAnsi="Arial" w:cs="Arial"/>
+          <w:rFonts w:ascii="Arial" w:hAnsi="Arial"/>
           <w:b/>
           <w:color w:val="000000"/>
           <w:sz w:val="18"/>
@@ -1997,7 +2473,7 @@
       </w:r>
       <w:r>
         <w:rPr>
-          <w:rFonts w:ascii="Arial" w:eastAsia="Arial" w:hAnsi="Arial" w:cs="Arial"/>
+          <w:rFonts w:ascii="Arial" w:hAnsi="Arial"/>
           <w:color w:val="000000"/>
           <w:sz w:val="18"/>
           <w:highlight w:val="lightGray"/>
@@ -2006,7 +2482,7 @@
       </w:r>
       <w:r>
         <w:rPr>
-          <w:rFonts w:ascii="Arial" w:eastAsia="Arial" w:hAnsi="Arial" w:cs="Arial"/>
+          <w:rFonts w:ascii="Arial" w:hAnsi="Arial"/>
           <w:b/>
           <w:color w:val="000000"/>
           <w:sz w:val="18"/>
@@ -2016,34 +2492,102 @@
       </w:r>
       <w:r>
         <w:rPr>
-          <w:rFonts w:ascii="Arial" w:eastAsia="Arial" w:hAnsi="Arial" w:cs="Arial"/>
-          <w:color w:val="000000"/>
-          <w:sz w:val="18"/>
-          <w:highlight w:val="lightGray"/>
-        </w:rPr>
-        <w:t xml:space="preserve"> [Chatgpt (GPT</w:t>
-      </w:r>
-      <w:r>
-        <w:rPr>
-          <w:rFonts w:ascii="Cambria Math" w:eastAsia="Cambria Math" w:hAnsi="Cambria Math" w:cs="Cambria Math"/>
-          <w:color w:val="000000"/>
-          <w:sz w:val="18"/>
-          <w:highlight w:val="lightGray"/>
-        </w:rPr>
-        <w:t>‑</w:t>
-      </w:r>
-      <w:r>
-        <w:rPr>
-          <w:rFonts w:ascii="Arial" w:eastAsia="Arial" w:hAnsi="Arial" w:cs="Arial"/>
-          <w:color w:val="000000"/>
-          <w:sz w:val="18"/>
-          <w:highlight w:val="lightGray"/>
-        </w:rPr>
-        <w:t xml:space="preserve">5 Mini)] </w:t>
-      </w:r>
-      <w:r>
-        <w:rPr>
-          <w:rFonts w:ascii="Arial" w:eastAsia="Arial" w:hAnsi="Arial" w:cs="Arial"/>
+          <w:rFonts w:ascii="Arial" w:hAnsi="Arial"/>
+          <w:color w:val="000000"/>
+          <w:sz w:val="18"/>
+          <w:highlight w:val="lightGray"/>
+        </w:rPr>
+        <w:t xml:space="preserve"> [</w:t>
+      </w:r>
+      <w:r>
+        <w:rPr>
+          <w:rFonts w:ascii="Arial" w:hAnsi="Arial" w:eastAsia="Arial" w:cs="Arial"/>
+          <w:b w:val="0"/>
+          <w:i w:val="0"/>
+          <w:color w:val="000000"/>
+          <w:sz w:val="18"/>
+          <w:highlight w:val="lightGray"/>
+        </w:rPr>
+        <w:t>C</w:t>
+      </w:r>
+      <w:r>
+        <w:rPr>
+          <w:rFonts w:ascii="Arial" w:hAnsi="Arial" w:eastAsia="Arial" w:cs="Arial"/>
+          <w:b w:val="0"/>
+          <w:i w:val="0"/>
+          <w:color w:val="000000"/>
+          <w:sz w:val="18"/>
+          <w:highlight w:val="lightGray"/>
+        </w:rPr>
+        <w:t>h</w:t>
+      </w:r>
+      <w:r>
+        <w:rPr>
+          <w:rFonts w:ascii="Arial" w:hAnsi="Arial" w:eastAsia="Arial" w:cs="Arial"/>
+          <w:b w:val="0"/>
+          <w:i w:val="0"/>
+          <w:color w:val="000000"/>
+          <w:sz w:val="18"/>
+          <w:highlight w:val="lightGray"/>
+        </w:rPr>
+        <w:t>a</w:t>
+      </w:r>
+      <w:r>
+        <w:rPr>
+          <w:rFonts w:ascii="Arial" w:hAnsi="Arial" w:eastAsia="Arial" w:cs="Arial"/>
+          <w:b w:val="0"/>
+          <w:i w:val="0"/>
+          <w:color w:val="000000"/>
+          <w:sz w:val="18"/>
+          <w:highlight w:val="lightGray"/>
+        </w:rPr>
+        <w:t>t</w:t>
+      </w:r>
+      <w:r>
+        <w:rPr>
+          <w:rFonts w:ascii="Arial" w:hAnsi="Arial" w:eastAsia="Arial" w:cs="Arial"/>
+          <w:b w:val="0"/>
+          <w:i w:val="0"/>
+          <w:color w:val="000000"/>
+          <w:sz w:val="18"/>
+          <w:highlight w:val="lightGray"/>
+        </w:rPr>
+        <w:t>G</w:t>
+      </w:r>
+      <w:r>
+        <w:rPr>
+          <w:rFonts w:ascii="Arial" w:hAnsi="Arial" w:eastAsia="Arial" w:cs="Arial"/>
+          <w:b w:val="0"/>
+          <w:i w:val="0"/>
+          <w:color w:val="000000"/>
+          <w:sz w:val="18"/>
+          <w:highlight w:val="lightGray"/>
+        </w:rPr>
+        <w:t>P</w:t>
+      </w:r>
+      <w:r>
+        <w:rPr>
+          <w:rFonts w:ascii="Arial" w:hAnsi="Arial" w:eastAsia="Arial" w:cs="Arial"/>
+          <w:b w:val="0"/>
+          <w:i w:val="0"/>
+          <w:color w:val="000000"/>
+          <w:sz w:val="18"/>
+          <w:highlight w:val="lightGray"/>
+        </w:rPr>
+        <w:t>T</w:t>
+      </w:r>
+      <w:r>
+        <w:rPr>
+          <w:rFonts w:ascii="Arial" w:hAnsi="Arial"/>
+          <w:color w:val="000000"/>
+          <w:sz w:val="18"/>
+          <w:highlight w:val="lightGray"/>
+        </w:rPr>
+        <w:t xml:space="preserve">] </w:t>
+      </w:r>
+      <w:r>
+        <w:rPr>
+          <w:rFonts w:ascii="Arial" w:hAnsi="Arial"/>
           <w:b/>
           <w:color w:val="000000"/>
           <w:sz w:val="18"/>
@@ -2053,7 +2597,7 @@
       </w:r>
       <w:r>
         <w:rPr>
-          <w:rFonts w:ascii="Arial" w:eastAsia="Arial" w:hAnsi="Arial" w:cs="Arial"/>
+          <w:rFonts w:ascii="Arial" w:hAnsi="Arial"/>
           <w:color w:val="000000"/>
           <w:sz w:val="18"/>
           <w:highlight w:val="lightGray"/>
@@ -2199,7 +2743,7 @@
     <w:p>
       <w:r>
         <w:rPr>
-          <w:rFonts w:ascii="Arial" w:eastAsia="Arial" w:hAnsi="Arial" w:cs="Arial"/>
+          <w:rFonts w:ascii="Arial" w:hAnsi="Arial"/>
           <w:b/>
           <w:color w:val="000000"/>
           <w:sz w:val="18"/>
@@ -2209,7 +2753,7 @@
       </w:r>
       <w:r>
         <w:rPr>
-          <w:rFonts w:ascii="Arial" w:eastAsia="Arial" w:hAnsi="Arial" w:cs="Arial"/>
+          <w:rFonts w:ascii="Arial" w:hAnsi="Arial"/>
           <w:color w:val="000000"/>
           <w:sz w:val="18"/>
           <w:highlight w:val="lightGray"/>
@@ -2218,7 +2762,7 @@
       </w:r>
       <w:r>
         <w:rPr>
-          <w:rFonts w:ascii="Arial" w:eastAsia="Arial" w:hAnsi="Arial" w:cs="Arial"/>
+          <w:rFonts w:ascii="Arial" w:hAnsi="Arial"/>
           <w:b/>
           <w:color w:val="000000"/>
           <w:sz w:val="18"/>
@@ -2228,34 +2772,102 @@
       </w:r>
       <w:r>
         <w:rPr>
-          <w:rFonts w:ascii="Arial" w:eastAsia="Arial" w:hAnsi="Arial" w:cs="Arial"/>
-          <w:color w:val="000000"/>
-          <w:sz w:val="18"/>
-          <w:highlight w:val="lightGray"/>
-        </w:rPr>
-        <w:t xml:space="preserve"> [Chatgpt (GPT</w:t>
-      </w:r>
-      <w:r>
-        <w:rPr>
-          <w:rFonts w:ascii="Cambria Math" w:eastAsia="Cambria Math" w:hAnsi="Cambria Math" w:cs="Cambria Math"/>
-          <w:color w:val="000000"/>
-          <w:sz w:val="18"/>
-          <w:highlight w:val="lightGray"/>
-        </w:rPr>
-        <w:t>‑</w:t>
-      </w:r>
-      <w:r>
-        <w:rPr>
-          <w:rFonts w:ascii="Arial" w:eastAsia="Arial" w:hAnsi="Arial" w:cs="Arial"/>
-          <w:color w:val="000000"/>
-          <w:sz w:val="18"/>
-          <w:highlight w:val="lightGray"/>
-        </w:rPr>
-        <w:t xml:space="preserve">5 Mini)] </w:t>
-      </w:r>
-      <w:r>
-        <w:rPr>
-          <w:rFonts w:ascii="Arial" w:eastAsia="Arial" w:hAnsi="Arial" w:cs="Arial"/>
+          <w:rFonts w:ascii="Arial" w:hAnsi="Arial"/>
+          <w:color w:val="000000"/>
+          <w:sz w:val="18"/>
+          <w:highlight w:val="lightGray"/>
+        </w:rPr>
+        <w:t xml:space="preserve"> [</w:t>
+      </w:r>
+      <w:r>
+        <w:rPr>
+          <w:rFonts w:ascii="Arial" w:hAnsi="Arial" w:eastAsia="Arial" w:cs="Arial"/>
+          <w:b w:val="0"/>
+          <w:i w:val="0"/>
+          <w:color w:val="000000"/>
+          <w:sz w:val="18"/>
+          <w:highlight w:val="lightGray"/>
+        </w:rPr>
+        <w:t>C</w:t>
+      </w:r>
+      <w:r>
+        <w:rPr>
+          <w:rFonts w:ascii="Arial" w:hAnsi="Arial" w:eastAsia="Arial" w:cs="Arial"/>
+          <w:b w:val="0"/>
+          <w:i w:val="0"/>
+          <w:color w:val="000000"/>
+          <w:sz w:val="18"/>
+          <w:highlight w:val="lightGray"/>
+        </w:rPr>
+        <w:t>h</w:t>
+      </w:r>
+      <w:r>
+        <w:rPr>
+          <w:rFonts w:ascii="Arial" w:hAnsi="Arial" w:eastAsia="Arial" w:cs="Arial"/>
+          <w:b w:val="0"/>
+          <w:i w:val="0"/>
+          <w:color w:val="000000"/>
+          <w:sz w:val="18"/>
+          <w:highlight w:val="lightGray"/>
+        </w:rPr>
+        <w:t>a</w:t>
+      </w:r>
+      <w:r>
+        <w:rPr>
+          <w:rFonts w:ascii="Arial" w:hAnsi="Arial" w:eastAsia="Arial" w:cs="Arial"/>
+          <w:b w:val="0"/>
+          <w:i w:val="0"/>
+          <w:color w:val="000000"/>
+          <w:sz w:val="18"/>
+          <w:highlight w:val="lightGray"/>
+        </w:rPr>
+        <w:t>t</w:t>
+      </w:r>
+      <w:r>
+        <w:rPr>
+          <w:rFonts w:ascii="Arial" w:hAnsi="Arial" w:eastAsia="Arial" w:cs="Arial"/>
+          <w:b w:val="0"/>
+          <w:i w:val="0"/>
+          <w:color w:val="000000"/>
+          <w:sz w:val="18"/>
+          <w:highlight w:val="lightGray"/>
+        </w:rPr>
+        <w:t>G</w:t>
+      </w:r>
+      <w:r>
+        <w:rPr>
+          <w:rFonts w:ascii="Arial" w:hAnsi="Arial" w:eastAsia="Arial" w:cs="Arial"/>
+          <w:b w:val="0"/>
+          <w:i w:val="0"/>
+          <w:color w:val="000000"/>
+          <w:sz w:val="18"/>
+          <w:highlight w:val="lightGray"/>
+        </w:rPr>
+        <w:t>P</w:t>
+      </w:r>
+      <w:r>
+        <w:rPr>
+          <w:rFonts w:ascii="Arial" w:hAnsi="Arial" w:eastAsia="Arial" w:cs="Arial"/>
+          <w:b w:val="0"/>
+          <w:i w:val="0"/>
+          <w:color w:val="000000"/>
+          <w:sz w:val="18"/>
+          <w:highlight w:val="lightGray"/>
+        </w:rPr>
+        <w:t>T</w:t>
+      </w:r>
+      <w:r>
+        <w:rPr>
+          <w:rFonts w:ascii="Arial" w:hAnsi="Arial"/>
+          <w:color w:val="000000"/>
+          <w:sz w:val="18"/>
+          <w:highlight w:val="lightGray"/>
+        </w:rPr>
+        <w:t xml:space="preserve">] </w:t>
+      </w:r>
+      <w:r>
+        <w:rPr>
+          <w:rFonts w:ascii="Arial" w:hAnsi="Arial"/>
           <w:b/>
           <w:color w:val="000000"/>
           <w:sz w:val="18"/>
@@ -2265,7 +2877,7 @@
       </w:r>
       <w:r>
         <w:rPr>
-          <w:rFonts w:ascii="Arial" w:eastAsia="Arial" w:hAnsi="Arial" w:cs="Arial"/>
+          <w:rFonts w:ascii="Arial" w:hAnsi="Arial"/>
           <w:color w:val="000000"/>
           <w:sz w:val="18"/>
           <w:highlight w:val="lightGray"/>
